--- a/obsidian-history-vault-master/09 courses/UCSB/Sociology UCSB/Kevin Anderson/Sociological Theory/First paper Marx Chapter 1. Sec 1-2..docx
+++ b/obsidian-history-vault-master/09 courses/UCSB/Sociology UCSB/Kevin Anderson/Sociological Theory/First paper Marx Chapter 1. Sec 1-2..docx
@@ -1,6 +1,6 @@
 
 <file path=word/document.xml><?xml version="1.0" encoding="utf-8"?>
-<w:document xmlns:wpc="http://schemas.microsoft.com/office/word/2010/wordprocessingCanvas" xmlns:cx="http://schemas.microsoft.com/office/drawing/2014/chartex" xmlns:cx1="http://schemas.microsoft.com/office/drawing/2015/9/8/chartex" xmlns:cx2="http://schemas.microsoft.com/office/drawing/2015/10/21/chartex" xmlns:cx3="http://schemas.microsoft.com/office/drawing/2016/5/9/chartex" xmlns:cx4="http://schemas.microsoft.com/office/drawing/2016/5/10/chartex" xmlns:cx5="http://schemas.microsoft.com/office/drawing/2016/5/11/chartex" xmlns:cx6="http://schemas.microsoft.com/office/drawing/2016/5/12/chartex" xmlns:cx7="http://schemas.microsoft.com/office/drawing/2016/5/13/chartex" xmlns:cx8="http://schemas.microsoft.com/office/drawing/2016/5/14/chartex" xmlns:mc="http://schemas.openxmlformats.org/markup-compatibility/2006" xmlns:aink="http://schemas.microsoft.com/office/drawing/2016/ink" xmlns:am3d="http://schemas.microsoft.com/office/drawing/2017/model3d" xmlns:o="urn:schemas-microsoft-com:office:office" xmlns:oel="http://schemas.microsoft.com/office/2019/extlst" xmlns:r="http://schemas.openxmlformats.org/officeDocument/2006/relationships" xmlns:m="http://schemas.openxmlformats.org/officeDocument/2006/math" xmlns:v="urn:schemas-microsoft-com:vml" xmlns:wp14="http://schemas.microsoft.com/office/word/2010/wordprocessingDrawing" xmlns:wp="http://schemas.openxmlformats.org/drawingml/2006/wordprocessingDrawing" xmlns:w10="urn:schemas-microsoft-com:office:word" xmlns:w="http://schemas.openxmlformats.org/wordprocessingml/2006/main" xmlns:w14="http://schemas.microsoft.com/office/word/2010/wordml" xmlns:w15="http://schemas.microsoft.com/office/word/2012/wordml" xmlns:w16cex="http://schemas.microsoft.com/office/word/2018/wordml/cex" xmlns:w16cid="http://schemas.microsoft.com/office/word/2016/wordml/cid" xmlns:w16="http://schemas.microsoft.com/office/word/2018/wordml" xmlns:w16sdtdh="http://schemas.microsoft.com/office/word/2020/wordml/sdtdatahash" xmlns:w16se="http://schemas.microsoft.com/office/word/2015/wordml/symex" xmlns:wpg="http://schemas.microsoft.com/office/word/2010/wordprocessingGroup" xmlns:wpi="http://schemas.microsoft.com/office/word/2010/wordprocessingInk" xmlns:wne="http://schemas.microsoft.com/office/word/2006/wordml" xmlns:wps="http://schemas.microsoft.com/office/word/2010/wordprocessingShape" mc:Ignorable="w14 w15 w16se w16cid w16 w16cex w16sdtdh wp14">
+<w:document xmlns:wpc="http://schemas.microsoft.com/office/word/2010/wordprocessingCanvas" xmlns:cx="http://schemas.microsoft.com/office/drawing/2014/chartex" xmlns:cx1="http://schemas.microsoft.com/office/drawing/2015/9/8/chartex" xmlns:cx2="http://schemas.microsoft.com/office/drawing/2015/10/21/chartex" xmlns:cx3="http://schemas.microsoft.com/office/drawing/2016/5/9/chartex" xmlns:cx4="http://schemas.microsoft.com/office/drawing/2016/5/10/chartex" xmlns:cx5="http://schemas.microsoft.com/office/drawing/2016/5/11/chartex" xmlns:cx6="http://schemas.microsoft.com/office/drawing/2016/5/12/chartex" xmlns:cx7="http://schemas.microsoft.com/office/drawing/2016/5/13/chartex" xmlns:cx8="http://schemas.microsoft.com/office/drawing/2016/5/14/chartex" xmlns:mc="http://schemas.openxmlformats.org/markup-compatibility/2006" xmlns:aink="http://schemas.microsoft.com/office/drawing/2016/ink" xmlns:am3d="http://schemas.microsoft.com/office/drawing/2017/model3d" xmlns:o="urn:schemas-microsoft-com:office:office" xmlns:oel="http://schemas.microsoft.com/office/2019/extlst" xmlns:r="http://schemas.openxmlformats.org/officeDocument/2006/relationships" xmlns:m="http://schemas.openxmlformats.org/officeDocument/2006/math" xmlns:v="urn:schemas-microsoft-com:vml" xmlns:wp14="http://schemas.microsoft.com/office/word/2010/wordprocessingDrawing" xmlns:wp="http://schemas.openxmlformats.org/drawingml/2006/wordprocessingDrawing" xmlns:w10="urn:schemas-microsoft-com:office:word" xmlns:w="http://schemas.openxmlformats.org/wordprocessingml/2006/main" xmlns:w14="http://schemas.microsoft.com/office/word/2010/wordml" xmlns:w15="http://schemas.microsoft.com/office/word/2012/wordml" xmlns:w16cex="http://schemas.microsoft.com/office/word/2018/wordml/cex" xmlns:w16cid="http://schemas.microsoft.com/office/word/2016/wordml/cid" xmlns:w16="http://schemas.microsoft.com/office/word/2018/wordml" xmlns:w16du="http://schemas.microsoft.com/office/word/2023/wordml/word16du" xmlns:w16sdtdh="http://schemas.microsoft.com/office/word/2020/wordml/sdtdatahash" xmlns:w16se="http://schemas.microsoft.com/office/word/2015/wordml/symex" xmlns:wpg="http://schemas.microsoft.com/office/word/2010/wordprocessingGroup" xmlns:wpi="http://schemas.microsoft.com/office/word/2010/wordprocessingInk" xmlns:wne="http://schemas.microsoft.com/office/word/2006/wordml" xmlns:wps="http://schemas.microsoft.com/office/word/2010/wordprocessingShape" mc:Ignorable="w14 w15 w16se w16cid w16 w16cex w16sdtdh w16du wp14">
   <w:body>
     <w:p>
       <w:pPr>
@@ -211,13 +211,7 @@
         <w:rPr>
           <w:rFonts w:ascii="Times New Roman" w:eastAsia="Times New Roman" w:hAnsi="Times New Roman" w:cs="Times New Roman"/>
         </w:rPr>
-        <w:t>(133)</w:t>
-      </w:r>
-      <w:r>
-        <w:rPr>
-          <w:rFonts w:ascii="Times New Roman" w:eastAsia="Times New Roman" w:hAnsi="Times New Roman" w:cs="Times New Roman"/>
-        </w:rPr>
-        <w:t xml:space="preserve">, </w:t>
+        <w:t xml:space="preserve">(133), </w:t>
       </w:r>
       <w:r>
         <w:rPr>
@@ -459,32 +453,14 @@
         <w:rPr>
           <w:rFonts w:ascii="Times New Roman" w:hAnsi="Times New Roman" w:cs="Times New Roman"/>
         </w:rPr>
-        <w:t xml:space="preserve">The existence of a superior metabolism, inside which any social metabolism is in Marx’s understanding, precisely in the sections where he is working on the formative value power of work oriented to the prevalence of the commodities as the material mass in which value in congealed and then consumed for the purpose of capital accumulation and profit: </w:t>
-      </w:r>
-      <w:r>
-        <w:rPr>
-          <w:rFonts w:ascii="Times New Roman" w:hAnsi="Times New Roman" w:cs="Times New Roman"/>
-        </w:rPr>
-        <w:t xml:space="preserve">“Labor is therefore NOT THE ONLY SOURCE OF MATERIAL WEALTH, i.e.: of the use-values </w:t>
+        <w:t xml:space="preserve">The existence of a superior metabolism, inside which any social metabolism is in Marx’s understanding, precisely in the sections where he is working on the formative value power of work oriented to the prevalence of the commodities as the material mass in which value in congealed and then consumed for the purpose of capital accumulation and profit: “Labor is therefore NOT THE ONLY SOURCE OF MATERIAL WEALTH, i.e.: of the use-values </w:t>
       </w:r>
       <w:r>
         <w:rPr>
           <w:rFonts w:ascii="Times New Roman" w:hAnsi="Times New Roman" w:cs="Times New Roman"/>
         </w:rPr>
         <w:lastRenderedPageBreak/>
-        <w:t>it produces. As William Petty says: labor is the father of material wealth, the earth is it mother” (134). “A thing can be a use</w:t>
-      </w:r>
-      <w:r>
-        <w:rPr>
-          <w:rFonts w:ascii="Times New Roman" w:hAnsi="Times New Roman" w:cs="Times New Roman"/>
-        </w:rPr>
-        <w:t>-</w:t>
-      </w:r>
-      <w:r>
-        <w:rPr>
-          <w:rFonts w:ascii="Times New Roman" w:hAnsi="Times New Roman" w:cs="Times New Roman"/>
-        </w:rPr>
-        <w:t>value without being value. AS IT IS NOT MEDIATED through labor. Air, virgin soil, natural meadows, unplanted forests” (131).</w:t>
+        <w:t>it produces. As William Petty says: labor is the father of material wealth, the earth is it mother” (134). “A thing can be a use-value without being value. AS IT IS NOT MEDIATED through labor. Air, virgin soil, natural meadows, unplanted forests” (131).</w:t>
       </w:r>
     </w:p>
     <w:p>
@@ -686,7 +662,19 @@
         <w:rPr>
           <w:rFonts w:ascii="Times New Roman" w:hAnsi="Times New Roman" w:cs="Times New Roman"/>
         </w:rPr>
-        <w:t>, precisely because of the concrete violence of the process of exploitation for capital accumulation. The treatment of nature and human beings as values is occurring at the same time while the complex life of these nature and human beings is unfolding, independently and externally from the self-consciousness for which the valorization process of capital production is aimed for.</w:t>
+        <w:t xml:space="preserve">, precisely because of the concrete violence of the process of exploitation for capital accumulation. The treatment of nature and human beings as </w:t>
+      </w:r>
+      <w:r>
+        <w:rPr>
+          <w:rFonts w:ascii="Times New Roman" w:hAnsi="Times New Roman" w:cs="Times New Roman"/>
+        </w:rPr>
+        <w:t>use-</w:t>
+      </w:r>
+      <w:r>
+        <w:rPr>
+          <w:rFonts w:ascii="Times New Roman" w:hAnsi="Times New Roman" w:cs="Times New Roman"/>
+        </w:rPr>
+        <w:t>values is occurring at the same time while the complex life of these nature and human beings is unfolding, independently and externally from the self-consciousness for which the valorization process of capital production is aimed for.</w:t>
       </w:r>
     </w:p>
     <w:p>
@@ -1269,19 +1257,7 @@
           <w:rFonts w:ascii="Times New Roman" w:hAnsi="Times New Roman" w:cs="Times New Roman"/>
         </w:rPr>
         <w:lastRenderedPageBreak/>
-        <w:t>“Exchange value APPEARS first of all as the quantitative relation, the proportion, in which use-values of one kind exchange for use-values of another kind” (126).</w:t>
-      </w:r>
-      <w:r>
-        <w:rPr>
-          <w:rFonts w:ascii="Times New Roman" w:hAnsi="Times New Roman" w:cs="Times New Roman"/>
-        </w:rPr>
-        <w:t xml:space="preserve"> </w:t>
-      </w:r>
-      <w:r>
-        <w:rPr>
-          <w:rFonts w:ascii="Times New Roman" w:hAnsi="Times New Roman" w:cs="Times New Roman"/>
-        </w:rPr>
-        <w:t>“Exchange value APPEARS to be […] SEEN AS intrinsic value […] an exchange value […] inseparably connected with the commodity” (126).</w:t>
+        <w:t>“Exchange value APPEARS first of all as the quantitative relation, the proportion, in which use-values of one kind exchange for use-values of another kind” (126). “Exchange value APPEARS to be […] SEEN AS intrinsic value […] an exchange value […] inseparably connected with the commodity” (126).</w:t>
       </w:r>
     </w:p>
     <w:p>
@@ -1325,27 +1301,7 @@
         <w:rPr>
           <w:rFonts w:ascii="Times New Roman" w:hAnsi="Times New Roman" w:cs="Times New Roman"/>
         </w:rPr>
-        <w:t xml:space="preserve"> wheat</w:t>
-      </w:r>
-      <w:r>
-        <w:rPr>
-          <w:rFonts w:ascii="Times New Roman" w:hAnsi="Times New Roman" w:cs="Times New Roman"/>
-        </w:rPr>
-        <w:t xml:space="preserve"> (</w:t>
-      </w:r>
-      <w:proofErr w:type="gramStart"/>
-      <w:r>
-        <w:rPr>
-          <w:rFonts w:ascii="Times New Roman" w:hAnsi="Times New Roman" w:cs="Times New Roman"/>
-        </w:rPr>
-        <w:t>i.e.</w:t>
-      </w:r>
-      <w:proofErr w:type="gramEnd"/>
-      <w:r>
-        <w:rPr>
-          <w:rFonts w:ascii="Times New Roman" w:hAnsi="Times New Roman" w:cs="Times New Roman"/>
-        </w:rPr>
-        <w:t xml:space="preserve"> </w:t>
+        <w:t xml:space="preserve"> wheat (i.e. </w:t>
       </w:r>
       <w:proofErr w:type="spellStart"/>
       <w:r>
@@ -1371,13 +1327,7 @@
         <w:rPr>
           <w:rFonts w:ascii="Times New Roman" w:hAnsi="Times New Roman" w:cs="Times New Roman"/>
         </w:rPr>
-        <w:t>)</w:t>
-      </w:r>
-      <w:r>
-        <w:rPr>
-          <w:rFonts w:ascii="Times New Roman" w:hAnsi="Times New Roman" w:cs="Times New Roman"/>
-        </w:rPr>
-        <w:t xml:space="preserve"> ≠ </w:t>
+        <w:t xml:space="preserve">) ≠ </w:t>
       </w:r>
       <w:proofErr w:type="spellStart"/>
       <w:r>
@@ -1391,13 +1341,7 @@
         <w:rPr>
           <w:rFonts w:ascii="Times New Roman" w:hAnsi="Times New Roman" w:cs="Times New Roman"/>
         </w:rPr>
-        <w:t xml:space="preserve"> lime</w:t>
-      </w:r>
-      <w:r>
-        <w:rPr>
-          <w:rFonts w:ascii="Times New Roman" w:hAnsi="Times New Roman" w:cs="Times New Roman"/>
-        </w:rPr>
-        <w:t xml:space="preserve"> (i.e. </w:t>
+        <w:t xml:space="preserve"> lime (i.e. </w:t>
       </w:r>
       <w:proofErr w:type="spellStart"/>
       <w:r>
@@ -1423,13 +1367,7 @@
         <w:rPr>
           <w:rFonts w:ascii="Times New Roman" w:hAnsi="Times New Roman" w:cs="Times New Roman"/>
         </w:rPr>
-        <w:t>),</w:t>
-      </w:r>
-      <w:r>
-        <w:rPr>
-          <w:rFonts w:ascii="Times New Roman" w:hAnsi="Times New Roman" w:cs="Times New Roman"/>
-        </w:rPr>
-        <w:t xml:space="preserve"> wheat</w:t>
+        <w:t>), wheat</w:t>
       </w:r>
       <w:r>
         <w:rPr>
@@ -1661,57 +1599,21 @@
         <w:rPr>
           <w:rFonts w:ascii="Times New Roman" w:eastAsia="Times New Roman" w:hAnsi="Times New Roman" w:cs="Times New Roman"/>
         </w:rPr>
-        <w:t>Exchange values</w:t>
-      </w:r>
+        <w:t>Exchange values forms (</w:t>
+      </w:r>
+      <w:proofErr w:type="spellStart"/>
       <w:r>
         <w:rPr>
           <w:rFonts w:ascii="Times New Roman" w:eastAsia="Times New Roman" w:hAnsi="Times New Roman" w:cs="Times New Roman"/>
         </w:rPr>
-        <w:t xml:space="preserve"> forms</w:t>
-      </w:r>
+        <w:t>e.v.</w:t>
+      </w:r>
+      <w:proofErr w:type="spellEnd"/>
       <w:r>
         <w:rPr>
           <w:rFonts w:ascii="Times New Roman" w:eastAsia="Times New Roman" w:hAnsi="Times New Roman" w:cs="Times New Roman"/>
         </w:rPr>
-        <w:t xml:space="preserve"> (</w:t>
-      </w:r>
-      <w:proofErr w:type="spellStart"/>
-      <w:r>
-        <w:rPr>
-          <w:rFonts w:ascii="Times New Roman" w:eastAsia="Times New Roman" w:hAnsi="Times New Roman" w:cs="Times New Roman"/>
-        </w:rPr>
-        <w:t>e.v.</w:t>
-      </w:r>
-      <w:proofErr w:type="spellEnd"/>
-      <w:r>
-        <w:rPr>
-          <w:rFonts w:ascii="Times New Roman" w:eastAsia="Times New Roman" w:hAnsi="Times New Roman" w:cs="Times New Roman"/>
-        </w:rPr>
-        <w:t xml:space="preserve">) </w:t>
-      </w:r>
-      <w:r>
-        <w:rPr>
-          <w:rFonts w:ascii="Times New Roman" w:eastAsia="Times New Roman" w:hAnsi="Times New Roman" w:cs="Times New Roman"/>
-        </w:rPr>
-        <w:t>are</w:t>
-      </w:r>
-      <w:r>
-        <w:rPr>
-          <w:rFonts w:ascii="Times New Roman" w:eastAsia="Times New Roman" w:hAnsi="Times New Roman" w:cs="Times New Roman"/>
-        </w:rPr>
-        <w:t xml:space="preserve"> magnitudes ONLY IF “they are merely CONGELEAD QUANTITIES of homogenous [homogenized] human labor in the abstract” (128).</w:t>
-      </w:r>
-      <w:r>
-        <w:rPr>
-          <w:rFonts w:ascii="Times New Roman" w:eastAsia="Times New Roman" w:hAnsi="Times New Roman" w:cs="Times New Roman"/>
-        </w:rPr>
-        <w:t xml:space="preserve"> </w:t>
-      </w:r>
-      <w:r>
-        <w:rPr>
-          <w:rFonts w:ascii="Times New Roman" w:eastAsia="Times New Roman" w:hAnsi="Times New Roman" w:cs="Times New Roman"/>
-        </w:rPr>
-        <w:t>“The exchange value of a commodity is EQUAL to the AMOUNT of ABSTRACT LABOR, AND NOT to the REAL quantity NOR quality of CONCRETE LABOR” (129).</w:t>
+        <w:t>) are magnitudes ONLY IF “they are merely CONGELEAD QUANTITIES of homogenous [homogenized] human labor in the abstract” (128). “The exchange value of a commodity is EQUAL to the AMOUNT of ABSTRACT LABOR, AND NOT to the REAL quantity NOR quality of CONCRETE LABOR” (129).</w:t>
       </w:r>
     </w:p>
     <w:p>
@@ -1785,25 +1687,7 @@
         <w:rPr>
           <w:rFonts w:ascii="Times New Roman" w:hAnsi="Times New Roman" w:cs="Times New Roman"/>
         </w:rPr>
-        <w:t xml:space="preserve">The </w:t>
-      </w:r>
-      <w:r>
-        <w:rPr>
-          <w:rFonts w:ascii="Times New Roman" w:hAnsi="Times New Roman" w:cs="Times New Roman"/>
-        </w:rPr>
-        <w:t xml:space="preserve">SOCIAL AVERAGE LABOR OR SOCIALLY NECESSARY LABOR IS A REDUCTION OF COMPLEX REAL LABOR, </w:t>
-      </w:r>
-      <w:r>
-        <w:rPr>
-          <w:rFonts w:ascii="Times New Roman" w:hAnsi="Times New Roman" w:cs="Times New Roman"/>
-        </w:rPr>
-        <w:t>i.e.,</w:t>
-      </w:r>
-      <w:r>
-        <w:rPr>
-          <w:rFonts w:ascii="Times New Roman" w:hAnsi="Times New Roman" w:cs="Times New Roman"/>
-        </w:rPr>
-        <w:t xml:space="preserve"> family work, housework, social reproduction of humans, religious, political organization of life, CANNOT be reduced to an average without violence, omission of other human, natural and social features APART FROM their purely productive capacities for the creation of use-values for the MARKET or then for CAPITAL PRODUCTION AND CIRCULATION.</w:t>
+        <w:t>The SOCIAL AVERAGE LABOR OR SOCIALLY NECESSARY LABOR IS A REDUCTION OF COMPLEX REAL LABOR, i.e., family work, housework, social reproduction of humans, religious, political organization of life, CANNOT be reduced to an average without violence, omission of other human, natural and social features APART FROM their purely productive capacities for the creation of use-values for the MARKET or then for CAPITAL PRODUCTION AND CIRCULATION.</w:t>
       </w:r>
     </w:p>
     <w:p>
@@ -1838,43 +1722,7 @@
         <w:rPr>
           <w:rFonts w:ascii="Times New Roman" w:eastAsia="Times New Roman" w:hAnsi="Times New Roman" w:cs="Times New Roman"/>
         </w:rPr>
-        <w:t>reduction of the</w:t>
-      </w:r>
-      <w:r>
-        <w:rPr>
-          <w:rFonts w:ascii="Times New Roman" w:eastAsia="Times New Roman" w:hAnsi="Times New Roman" w:cs="Times New Roman"/>
-        </w:rPr>
-        <w:t xml:space="preserve"> SOCIALLY NECESSARY LABOR TIME </w:t>
-      </w:r>
-      <w:r>
-        <w:rPr>
-          <w:rFonts w:ascii="Times New Roman" w:eastAsia="Times New Roman" w:hAnsi="Times New Roman" w:cs="Times New Roman"/>
-        </w:rPr>
-        <w:t>as an oeuvre of</w:t>
-      </w:r>
-      <w:r>
-        <w:rPr>
-          <w:rFonts w:ascii="Times New Roman" w:eastAsia="Times New Roman" w:hAnsi="Times New Roman" w:cs="Times New Roman"/>
-        </w:rPr>
-        <w:t xml:space="preserve"> the PRODUCTIVITY OF LABOR due to the circumstances of production as skills, science and technology, organization of production, nature an environment</w:t>
-      </w:r>
-      <w:r>
-        <w:rPr>
-          <w:rFonts w:ascii="Times New Roman" w:eastAsia="Times New Roman" w:hAnsi="Times New Roman" w:cs="Times New Roman"/>
-        </w:rPr>
-        <w:t xml:space="preserve"> </w:t>
-      </w:r>
-      <w:r>
-        <w:rPr>
-          <w:rFonts w:ascii="Times New Roman" w:eastAsia="Times New Roman" w:hAnsi="Times New Roman" w:cs="Times New Roman"/>
-        </w:rPr>
-        <w:t>(130)</w:t>
-      </w:r>
-      <w:r>
-        <w:rPr>
-          <w:rFonts w:ascii="Times New Roman" w:eastAsia="Times New Roman" w:hAnsi="Times New Roman" w:cs="Times New Roman"/>
-        </w:rPr>
-        <w:t xml:space="preserve">, takes place in </w:t>
+        <w:t xml:space="preserve">reduction of the SOCIALLY NECESSARY LABOR TIME as an oeuvre of the PRODUCTIVITY OF LABOR due to the circumstances of production as skills, science and technology, organization of production, nature an environment (130), takes place in </w:t>
       </w:r>
       <w:r>
         <w:rPr>
@@ -1927,13 +1775,7 @@
         <w:rPr>
           <w:rFonts w:ascii="Times New Roman" w:hAnsi="Times New Roman" w:cs="Times New Roman"/>
         </w:rPr>
-        <w:t xml:space="preserve"> source of products in direct proportion as its productivity rises or falls. As against this, [...] variations in productivity have no impact whatever on the labor itself represented in [the magnitude of exchange] value. As productivity is an attribute of labor in its concrete useful form, it naturally ceases to have any bearing on that labor as soon as we abstract from its concrete useful form. The same labor [...] performed for the same length of time [of production], always yields the same amount of value, independently of any variations in productivity. But it provides different quantities of use-values during equal periods of time [of production], more if productivity rises, fewer if it falls” (137)</w:t>
-      </w:r>
-      <w:r>
-        <w:rPr>
-          <w:rFonts w:ascii="Times New Roman" w:hAnsi="Times New Roman" w:cs="Times New Roman"/>
-        </w:rPr>
-        <w:t>.</w:t>
+        <w:t xml:space="preserve"> source of products in direct proportion as its productivity rises or falls. As against this, [...] variations in productivity have no impact whatever on the labor itself represented in [the magnitude of exchange] value. As productivity is an attribute of labor in its concrete useful form, it naturally ceases to have any bearing on that labor as soon as we abstract from its concrete useful form. The same labor [...] performed for the same length of time [of production], always yields the same amount of value, independently of any variations in productivity. But it provides different quantities of use-values during equal periods of time [of production], more if productivity rises, fewer if it falls” (137).</w:t>
       </w:r>
     </w:p>
     <w:p>
@@ -2225,21 +2067,7 @@
         <w:rPr>
           <w:rFonts w:ascii="Times New Roman" w:hAnsi="Times New Roman" w:cs="Times New Roman"/>
         </w:rPr>
-        <w:t xml:space="preserve">is rolling over, as its further attempt of expansion is a self-destructive pulsion created by its production of capital stagnation exhibited in the overaccumulation of profits expressed in </w:t>
-      </w:r>
-      <w:proofErr w:type="gramStart"/>
-      <w:r>
-        <w:rPr>
-          <w:rFonts w:ascii="Times New Roman" w:hAnsi="Times New Roman" w:cs="Times New Roman"/>
-        </w:rPr>
-        <w:t>monetary-capital</w:t>
-      </w:r>
-      <w:proofErr w:type="gramEnd"/>
-      <w:r>
-        <w:rPr>
-          <w:rFonts w:ascii="Times New Roman" w:hAnsi="Times New Roman" w:cs="Times New Roman"/>
-        </w:rPr>
-        <w:t xml:space="preserve"> amassed. It can be relevant to look forward to Book 3 of Capital to apply our extended understanding of the composition of surplus value as not only unpaid work, but also recognizing (not monetarizing) the exploitation of life of beings (humans or not), its embodied </w:t>
+        <w:t xml:space="preserve">is rolling over, as its further attempt of expansion is a self-destructive pulsion created by its production of capital stagnation exhibited in the overaccumulation of profits expressed in monetary-capital amassed. It can be relevant to look forward to Book 3 of Capital to apply our extended understanding of the composition of surplus value as not only unpaid work, but also recognizing (not monetarizing) the exploitation of life of beings (humans or not), its embodied </w:t>
       </w:r>
       <w:r>
         <w:rPr>
@@ -2323,7 +2151,7 @@
 </file>
 
 <file path=word/endnotes.xml><?xml version="1.0" encoding="utf-8"?>
-<w:endnotes xmlns:wpc="http://schemas.microsoft.com/office/word/2010/wordprocessingCanvas" xmlns:cx="http://schemas.microsoft.com/office/drawing/2014/chartex" xmlns:cx1="http://schemas.microsoft.com/office/drawing/2015/9/8/chartex" xmlns:cx2="http://schemas.microsoft.com/office/drawing/2015/10/21/chartex" xmlns:cx3="http://schemas.microsoft.com/office/drawing/2016/5/9/chartex" xmlns:cx4="http://schemas.microsoft.com/office/drawing/2016/5/10/chartex" xmlns:cx5="http://schemas.microsoft.com/office/drawing/2016/5/11/chartex" xmlns:cx6="http://schemas.microsoft.com/office/drawing/2016/5/12/chartex" xmlns:cx7="http://schemas.microsoft.com/office/drawing/2016/5/13/chartex" xmlns:cx8="http://schemas.microsoft.com/office/drawing/2016/5/14/chartex" xmlns:mc="http://schemas.openxmlformats.org/markup-compatibility/2006" xmlns:aink="http://schemas.microsoft.com/office/drawing/2016/ink" xmlns:am3d="http://schemas.microsoft.com/office/drawing/2017/model3d" xmlns:o="urn:schemas-microsoft-com:office:office" xmlns:oel="http://schemas.microsoft.com/office/2019/extlst" xmlns:r="http://schemas.openxmlformats.org/officeDocument/2006/relationships" xmlns:m="http://schemas.openxmlformats.org/officeDocument/2006/math" xmlns:v="urn:schemas-microsoft-com:vml" xmlns:wp14="http://schemas.microsoft.com/office/word/2010/wordprocessingDrawing" xmlns:wp="http://schemas.openxmlformats.org/drawingml/2006/wordprocessingDrawing" xmlns:w10="urn:schemas-microsoft-com:office:word" xmlns:w="http://schemas.openxmlformats.org/wordprocessingml/2006/main" xmlns:w14="http://schemas.microsoft.com/office/word/2010/wordml" xmlns:w15="http://schemas.microsoft.com/office/word/2012/wordml" xmlns:w16cex="http://schemas.microsoft.com/office/word/2018/wordml/cex" xmlns:w16cid="http://schemas.microsoft.com/office/word/2016/wordml/cid" xmlns:w16="http://schemas.microsoft.com/office/word/2018/wordml" xmlns:w16sdtdh="http://schemas.microsoft.com/office/word/2020/wordml/sdtdatahash" xmlns:w16se="http://schemas.microsoft.com/office/word/2015/wordml/symex" xmlns:wpg="http://schemas.microsoft.com/office/word/2010/wordprocessingGroup" xmlns:wpi="http://schemas.microsoft.com/office/word/2010/wordprocessingInk" xmlns:wne="http://schemas.microsoft.com/office/word/2006/wordml" xmlns:wps="http://schemas.microsoft.com/office/word/2010/wordprocessingShape" mc:Ignorable="w14 w15 w16se w16cid w16 w16cex w16sdtdh wp14">
+<w:endnotes xmlns:wpc="http://schemas.microsoft.com/office/word/2010/wordprocessingCanvas" xmlns:cx="http://schemas.microsoft.com/office/drawing/2014/chartex" xmlns:cx1="http://schemas.microsoft.com/office/drawing/2015/9/8/chartex" xmlns:cx2="http://schemas.microsoft.com/office/drawing/2015/10/21/chartex" xmlns:cx3="http://schemas.microsoft.com/office/drawing/2016/5/9/chartex" xmlns:cx4="http://schemas.microsoft.com/office/drawing/2016/5/10/chartex" xmlns:cx5="http://schemas.microsoft.com/office/drawing/2016/5/11/chartex" xmlns:cx6="http://schemas.microsoft.com/office/drawing/2016/5/12/chartex" xmlns:cx7="http://schemas.microsoft.com/office/drawing/2016/5/13/chartex" xmlns:cx8="http://schemas.microsoft.com/office/drawing/2016/5/14/chartex" xmlns:mc="http://schemas.openxmlformats.org/markup-compatibility/2006" xmlns:aink="http://schemas.microsoft.com/office/drawing/2016/ink" xmlns:am3d="http://schemas.microsoft.com/office/drawing/2017/model3d" xmlns:o="urn:schemas-microsoft-com:office:office" xmlns:oel="http://schemas.microsoft.com/office/2019/extlst" xmlns:r="http://schemas.openxmlformats.org/officeDocument/2006/relationships" xmlns:m="http://schemas.openxmlformats.org/officeDocument/2006/math" xmlns:v="urn:schemas-microsoft-com:vml" xmlns:wp14="http://schemas.microsoft.com/office/word/2010/wordprocessingDrawing" xmlns:wp="http://schemas.openxmlformats.org/drawingml/2006/wordprocessingDrawing" xmlns:w10="urn:schemas-microsoft-com:office:word" xmlns:w="http://schemas.openxmlformats.org/wordprocessingml/2006/main" xmlns:w14="http://schemas.microsoft.com/office/word/2010/wordml" xmlns:w15="http://schemas.microsoft.com/office/word/2012/wordml" xmlns:w16cex="http://schemas.microsoft.com/office/word/2018/wordml/cex" xmlns:w16cid="http://schemas.microsoft.com/office/word/2016/wordml/cid" xmlns:w16="http://schemas.microsoft.com/office/word/2018/wordml" xmlns:w16du="http://schemas.microsoft.com/office/word/2023/wordml/word16du" xmlns:w16sdtdh="http://schemas.microsoft.com/office/word/2020/wordml/sdtdatahash" xmlns:w16se="http://schemas.microsoft.com/office/word/2015/wordml/symex" xmlns:wpg="http://schemas.microsoft.com/office/word/2010/wordprocessingGroup" xmlns:wpi="http://schemas.microsoft.com/office/word/2010/wordprocessingInk" xmlns:wne="http://schemas.microsoft.com/office/word/2006/wordml" xmlns:wps="http://schemas.microsoft.com/office/word/2010/wordprocessingShape" mc:Ignorable="w14 w15 w16se w16cid w16 w16cex w16sdtdh w16du wp14">
   <w:endnote w:type="separator" w:id="-1">
     <w:p>
       <w:pPr>
@@ -2348,7 +2176,7 @@
 </file>
 
 <file path=word/footer1.xml><?xml version="1.0" encoding="utf-8"?>
-<w:ftr xmlns:wpc="http://schemas.microsoft.com/office/word/2010/wordprocessingCanvas" xmlns:cx="http://schemas.microsoft.com/office/drawing/2014/chartex" xmlns:cx1="http://schemas.microsoft.com/office/drawing/2015/9/8/chartex" xmlns:cx2="http://schemas.microsoft.com/office/drawing/2015/10/21/chartex" xmlns:cx3="http://schemas.microsoft.com/office/drawing/2016/5/9/chartex" xmlns:cx4="http://schemas.microsoft.com/office/drawing/2016/5/10/chartex" xmlns:cx5="http://schemas.microsoft.com/office/drawing/2016/5/11/chartex" xmlns:cx6="http://schemas.microsoft.com/office/drawing/2016/5/12/chartex" xmlns:cx7="http://schemas.microsoft.com/office/drawing/2016/5/13/chartex" xmlns:cx8="http://schemas.microsoft.com/office/drawing/2016/5/14/chartex" xmlns:mc="http://schemas.openxmlformats.org/markup-compatibility/2006" xmlns:aink="http://schemas.microsoft.com/office/drawing/2016/ink" xmlns:am3d="http://schemas.microsoft.com/office/drawing/2017/model3d" xmlns:o="urn:schemas-microsoft-com:office:office" xmlns:oel="http://schemas.microsoft.com/office/2019/extlst" xmlns:r="http://schemas.openxmlformats.org/officeDocument/2006/relationships" xmlns:m="http://schemas.openxmlformats.org/officeDocument/2006/math" xmlns:v="urn:schemas-microsoft-com:vml" xmlns:wp14="http://schemas.microsoft.com/office/word/2010/wordprocessingDrawing" xmlns:wp="http://schemas.openxmlformats.org/drawingml/2006/wordprocessingDrawing" xmlns:w10="urn:schemas-microsoft-com:office:word" xmlns:w="http://schemas.openxmlformats.org/wordprocessingml/2006/main" xmlns:w14="http://schemas.microsoft.com/office/word/2010/wordml" xmlns:w15="http://schemas.microsoft.com/office/word/2012/wordml" xmlns:w16cex="http://schemas.microsoft.com/office/word/2018/wordml/cex" xmlns:w16cid="http://schemas.microsoft.com/office/word/2016/wordml/cid" xmlns:w16="http://schemas.microsoft.com/office/word/2018/wordml" xmlns:w16sdtdh="http://schemas.microsoft.com/office/word/2020/wordml/sdtdatahash" xmlns:w16se="http://schemas.microsoft.com/office/word/2015/wordml/symex" xmlns:wpg="http://schemas.microsoft.com/office/word/2010/wordprocessingGroup" xmlns:wpi="http://schemas.microsoft.com/office/word/2010/wordprocessingInk" xmlns:wne="http://schemas.microsoft.com/office/word/2006/wordml" xmlns:wps="http://schemas.microsoft.com/office/word/2010/wordprocessingShape" mc:Ignorable="w14 w15 w16se w16cid w16 w16cex w16sdtdh wp14">
+<w:ftr xmlns:wpc="http://schemas.microsoft.com/office/word/2010/wordprocessingCanvas" xmlns:cx="http://schemas.microsoft.com/office/drawing/2014/chartex" xmlns:cx1="http://schemas.microsoft.com/office/drawing/2015/9/8/chartex" xmlns:cx2="http://schemas.microsoft.com/office/drawing/2015/10/21/chartex" xmlns:cx3="http://schemas.microsoft.com/office/drawing/2016/5/9/chartex" xmlns:cx4="http://schemas.microsoft.com/office/drawing/2016/5/10/chartex" xmlns:cx5="http://schemas.microsoft.com/office/drawing/2016/5/11/chartex" xmlns:cx6="http://schemas.microsoft.com/office/drawing/2016/5/12/chartex" xmlns:cx7="http://schemas.microsoft.com/office/drawing/2016/5/13/chartex" xmlns:cx8="http://schemas.microsoft.com/office/drawing/2016/5/14/chartex" xmlns:mc="http://schemas.openxmlformats.org/markup-compatibility/2006" xmlns:aink="http://schemas.microsoft.com/office/drawing/2016/ink" xmlns:am3d="http://schemas.microsoft.com/office/drawing/2017/model3d" xmlns:o="urn:schemas-microsoft-com:office:office" xmlns:oel="http://schemas.microsoft.com/office/2019/extlst" xmlns:r="http://schemas.openxmlformats.org/officeDocument/2006/relationships" xmlns:m="http://schemas.openxmlformats.org/officeDocument/2006/math" xmlns:v="urn:schemas-microsoft-com:vml" xmlns:wp14="http://schemas.microsoft.com/office/word/2010/wordprocessingDrawing" xmlns:wp="http://schemas.openxmlformats.org/drawingml/2006/wordprocessingDrawing" xmlns:w10="urn:schemas-microsoft-com:office:word" xmlns:w="http://schemas.openxmlformats.org/wordprocessingml/2006/main" xmlns:w14="http://schemas.microsoft.com/office/word/2010/wordml" xmlns:w15="http://schemas.microsoft.com/office/word/2012/wordml" xmlns:w16cex="http://schemas.microsoft.com/office/word/2018/wordml/cex" xmlns:w16cid="http://schemas.microsoft.com/office/word/2016/wordml/cid" xmlns:w16="http://schemas.microsoft.com/office/word/2018/wordml" xmlns:w16du="http://schemas.microsoft.com/office/word/2023/wordml/word16du" xmlns:w16sdtdh="http://schemas.microsoft.com/office/word/2020/wordml/sdtdatahash" xmlns:w16se="http://schemas.microsoft.com/office/word/2015/wordml/symex" xmlns:wpg="http://schemas.microsoft.com/office/word/2010/wordprocessingGroup" xmlns:wpi="http://schemas.microsoft.com/office/word/2010/wordprocessingInk" xmlns:wne="http://schemas.microsoft.com/office/word/2006/wordml" xmlns:wps="http://schemas.microsoft.com/office/word/2010/wordprocessingShape" mc:Ignorable="w14 w15 w16se w16cid w16 w16cex w16sdtdh w16du wp14">
   <w:p>
     <w:pPr>
       <w:pStyle w:val="Piedepgina"/>
@@ -2384,7 +2212,7 @@
 </file>
 
 <file path=word/footnotes.xml><?xml version="1.0" encoding="utf-8"?>
-<w:footnotes xmlns:wpc="http://schemas.microsoft.com/office/word/2010/wordprocessingCanvas" xmlns:cx="http://schemas.microsoft.com/office/drawing/2014/chartex" xmlns:cx1="http://schemas.microsoft.com/office/drawing/2015/9/8/chartex" xmlns:cx2="http://schemas.microsoft.com/office/drawing/2015/10/21/chartex" xmlns:cx3="http://schemas.microsoft.com/office/drawing/2016/5/9/chartex" xmlns:cx4="http://schemas.microsoft.com/office/drawing/2016/5/10/chartex" xmlns:cx5="http://schemas.microsoft.com/office/drawing/2016/5/11/chartex" xmlns:cx6="http://schemas.microsoft.com/office/drawing/2016/5/12/chartex" xmlns:cx7="http://schemas.microsoft.com/office/drawing/2016/5/13/chartex" xmlns:cx8="http://schemas.microsoft.com/office/drawing/2016/5/14/chartex" xmlns:mc="http://schemas.openxmlformats.org/markup-compatibility/2006" xmlns:aink="http://schemas.microsoft.com/office/drawing/2016/ink" xmlns:am3d="http://schemas.microsoft.com/office/drawing/2017/model3d" xmlns:o="urn:schemas-microsoft-com:office:office" xmlns:oel="http://schemas.microsoft.com/office/2019/extlst" xmlns:r="http://schemas.openxmlformats.org/officeDocument/2006/relationships" xmlns:m="http://schemas.openxmlformats.org/officeDocument/2006/math" xmlns:v="urn:schemas-microsoft-com:vml" xmlns:wp14="http://schemas.microsoft.com/office/word/2010/wordprocessingDrawing" xmlns:wp="http://schemas.openxmlformats.org/drawingml/2006/wordprocessingDrawing" xmlns:w10="urn:schemas-microsoft-com:office:word" xmlns:w="http://schemas.openxmlformats.org/wordprocessingml/2006/main" xmlns:w14="http://schemas.microsoft.com/office/word/2010/wordml" xmlns:w15="http://schemas.microsoft.com/office/word/2012/wordml" xmlns:w16cex="http://schemas.microsoft.com/office/word/2018/wordml/cex" xmlns:w16cid="http://schemas.microsoft.com/office/word/2016/wordml/cid" xmlns:w16="http://schemas.microsoft.com/office/word/2018/wordml" xmlns:w16sdtdh="http://schemas.microsoft.com/office/word/2020/wordml/sdtdatahash" xmlns:w16se="http://schemas.microsoft.com/office/word/2015/wordml/symex" xmlns:wpg="http://schemas.microsoft.com/office/word/2010/wordprocessingGroup" xmlns:wpi="http://schemas.microsoft.com/office/word/2010/wordprocessingInk" xmlns:wne="http://schemas.microsoft.com/office/word/2006/wordml" xmlns:wps="http://schemas.microsoft.com/office/word/2010/wordprocessingShape" mc:Ignorable="w14 w15 w16se w16cid w16 w16cex w16sdtdh wp14">
+<w:footnotes xmlns:wpc="http://schemas.microsoft.com/office/word/2010/wordprocessingCanvas" xmlns:cx="http://schemas.microsoft.com/office/drawing/2014/chartex" xmlns:cx1="http://schemas.microsoft.com/office/drawing/2015/9/8/chartex" xmlns:cx2="http://schemas.microsoft.com/office/drawing/2015/10/21/chartex" xmlns:cx3="http://schemas.microsoft.com/office/drawing/2016/5/9/chartex" xmlns:cx4="http://schemas.microsoft.com/office/drawing/2016/5/10/chartex" xmlns:cx5="http://schemas.microsoft.com/office/drawing/2016/5/11/chartex" xmlns:cx6="http://schemas.microsoft.com/office/drawing/2016/5/12/chartex" xmlns:cx7="http://schemas.microsoft.com/office/drawing/2016/5/13/chartex" xmlns:cx8="http://schemas.microsoft.com/office/drawing/2016/5/14/chartex" xmlns:mc="http://schemas.openxmlformats.org/markup-compatibility/2006" xmlns:aink="http://schemas.microsoft.com/office/drawing/2016/ink" xmlns:am3d="http://schemas.microsoft.com/office/drawing/2017/model3d" xmlns:o="urn:schemas-microsoft-com:office:office" xmlns:oel="http://schemas.microsoft.com/office/2019/extlst" xmlns:r="http://schemas.openxmlformats.org/officeDocument/2006/relationships" xmlns:m="http://schemas.openxmlformats.org/officeDocument/2006/math" xmlns:v="urn:schemas-microsoft-com:vml" xmlns:wp14="http://schemas.microsoft.com/office/word/2010/wordprocessingDrawing" xmlns:wp="http://schemas.openxmlformats.org/drawingml/2006/wordprocessingDrawing" xmlns:w10="urn:schemas-microsoft-com:office:word" xmlns:w="http://schemas.openxmlformats.org/wordprocessingml/2006/main" xmlns:w14="http://schemas.microsoft.com/office/word/2010/wordml" xmlns:w15="http://schemas.microsoft.com/office/word/2012/wordml" xmlns:w16cex="http://schemas.microsoft.com/office/word/2018/wordml/cex" xmlns:w16cid="http://schemas.microsoft.com/office/word/2016/wordml/cid" xmlns:w16="http://schemas.microsoft.com/office/word/2018/wordml" xmlns:w16du="http://schemas.microsoft.com/office/word/2023/wordml/word16du" xmlns:w16sdtdh="http://schemas.microsoft.com/office/word/2020/wordml/sdtdatahash" xmlns:w16se="http://schemas.microsoft.com/office/word/2015/wordml/symex" xmlns:wpg="http://schemas.microsoft.com/office/word/2010/wordprocessingGroup" xmlns:wpi="http://schemas.microsoft.com/office/word/2010/wordprocessingInk" xmlns:wne="http://schemas.microsoft.com/office/word/2006/wordml" xmlns:wps="http://schemas.microsoft.com/office/word/2010/wordprocessingShape" mc:Ignorable="w14 w15 w16se w16cid w16 w16cex w16sdtdh w16du wp14">
   <w:footnote w:type="separator" w:id="-1">
     <w:p>
       <w:r>
@@ -2403,7 +2231,7 @@
 </file>
 
 <file path=word/header1.xml><?xml version="1.0" encoding="utf-8"?>
-<w:hdr xmlns:wpc="http://schemas.microsoft.com/office/word/2010/wordprocessingCanvas" xmlns:cx="http://schemas.microsoft.com/office/drawing/2014/chartex" xmlns:cx1="http://schemas.microsoft.com/office/drawing/2015/9/8/chartex" xmlns:cx2="http://schemas.microsoft.com/office/drawing/2015/10/21/chartex" xmlns:cx3="http://schemas.microsoft.com/office/drawing/2016/5/9/chartex" xmlns:cx4="http://schemas.microsoft.com/office/drawing/2016/5/10/chartex" xmlns:cx5="http://schemas.microsoft.com/office/drawing/2016/5/11/chartex" xmlns:cx6="http://schemas.microsoft.com/office/drawing/2016/5/12/chartex" xmlns:cx7="http://schemas.microsoft.com/office/drawing/2016/5/13/chartex" xmlns:cx8="http://schemas.microsoft.com/office/drawing/2016/5/14/chartex" xmlns:mc="http://schemas.openxmlformats.org/markup-compatibility/2006" xmlns:aink="http://schemas.microsoft.com/office/drawing/2016/ink" xmlns:am3d="http://schemas.microsoft.com/office/drawing/2017/model3d" xmlns:o="urn:schemas-microsoft-com:office:office" xmlns:oel="http://schemas.microsoft.com/office/2019/extlst" xmlns:r="http://schemas.openxmlformats.org/officeDocument/2006/relationships" xmlns:m="http://schemas.openxmlformats.org/officeDocument/2006/math" xmlns:v="urn:schemas-microsoft-com:vml" xmlns:wp14="http://schemas.microsoft.com/office/word/2010/wordprocessingDrawing" xmlns:wp="http://schemas.openxmlformats.org/drawingml/2006/wordprocessingDrawing" xmlns:w10="urn:schemas-microsoft-com:office:word" xmlns:w="http://schemas.openxmlformats.org/wordprocessingml/2006/main" xmlns:w14="http://schemas.microsoft.com/office/word/2010/wordml" xmlns:w15="http://schemas.microsoft.com/office/word/2012/wordml" xmlns:w16cex="http://schemas.microsoft.com/office/word/2018/wordml/cex" xmlns:w16cid="http://schemas.microsoft.com/office/word/2016/wordml/cid" xmlns:w16="http://schemas.microsoft.com/office/word/2018/wordml" xmlns:w16sdtdh="http://schemas.microsoft.com/office/word/2020/wordml/sdtdatahash" xmlns:w16se="http://schemas.microsoft.com/office/word/2015/wordml/symex" xmlns:wpg="http://schemas.microsoft.com/office/word/2010/wordprocessingGroup" xmlns:wpi="http://schemas.microsoft.com/office/word/2010/wordprocessingInk" xmlns:wne="http://schemas.microsoft.com/office/word/2006/wordml" xmlns:wps="http://schemas.microsoft.com/office/word/2010/wordprocessingShape" mc:Ignorable="w14 w15 w16se w16cid w16 w16cex w16sdtdh wp14">
+<w:hdr xmlns:wpc="http://schemas.microsoft.com/office/word/2010/wordprocessingCanvas" xmlns:cx="http://schemas.microsoft.com/office/drawing/2014/chartex" xmlns:cx1="http://schemas.microsoft.com/office/drawing/2015/9/8/chartex" xmlns:cx2="http://schemas.microsoft.com/office/drawing/2015/10/21/chartex" xmlns:cx3="http://schemas.microsoft.com/office/drawing/2016/5/9/chartex" xmlns:cx4="http://schemas.microsoft.com/office/drawing/2016/5/10/chartex" xmlns:cx5="http://schemas.microsoft.com/office/drawing/2016/5/11/chartex" xmlns:cx6="http://schemas.microsoft.com/office/drawing/2016/5/12/chartex" xmlns:cx7="http://schemas.microsoft.com/office/drawing/2016/5/13/chartex" xmlns:cx8="http://schemas.microsoft.com/office/drawing/2016/5/14/chartex" xmlns:mc="http://schemas.openxmlformats.org/markup-compatibility/2006" xmlns:aink="http://schemas.microsoft.com/office/drawing/2016/ink" xmlns:am3d="http://schemas.microsoft.com/office/drawing/2017/model3d" xmlns:o="urn:schemas-microsoft-com:office:office" xmlns:oel="http://schemas.microsoft.com/office/2019/extlst" xmlns:r="http://schemas.openxmlformats.org/officeDocument/2006/relationships" xmlns:m="http://schemas.openxmlformats.org/officeDocument/2006/math" xmlns:v="urn:schemas-microsoft-com:vml" xmlns:wp14="http://schemas.microsoft.com/office/word/2010/wordprocessingDrawing" xmlns:wp="http://schemas.openxmlformats.org/drawingml/2006/wordprocessingDrawing" xmlns:w10="urn:schemas-microsoft-com:office:word" xmlns:w="http://schemas.openxmlformats.org/wordprocessingml/2006/main" xmlns:w14="http://schemas.microsoft.com/office/word/2010/wordml" xmlns:w15="http://schemas.microsoft.com/office/word/2012/wordml" xmlns:w16cex="http://schemas.microsoft.com/office/word/2018/wordml/cex" xmlns:w16cid="http://schemas.microsoft.com/office/word/2016/wordml/cid" xmlns:w16="http://schemas.microsoft.com/office/word/2018/wordml" xmlns:w16du="http://schemas.microsoft.com/office/word/2023/wordml/word16du" xmlns:w16sdtdh="http://schemas.microsoft.com/office/word/2020/wordml/sdtdatahash" xmlns:w16se="http://schemas.microsoft.com/office/word/2015/wordml/symex" xmlns:wpg="http://schemas.microsoft.com/office/word/2010/wordprocessingGroup" xmlns:wpi="http://schemas.microsoft.com/office/word/2010/wordprocessingInk" xmlns:wne="http://schemas.microsoft.com/office/word/2006/wordml" xmlns:wps="http://schemas.microsoft.com/office/word/2010/wordprocessingShape" mc:Ignorable="w14 w15 w16se w16cid w16 w16cex w16sdtdh w16du wp14">
   <w:sdt>
     <w:sdtPr>
       <w:id w:val="2142530780"/>
@@ -2435,39 +2263,15 @@
             <w:szCs w:val="22"/>
             <w:lang w:val="es-PE"/>
           </w:rPr>
-          <w:t>Sec. 1-2.</w:t>
-        </w:r>
-        <w:r>
-          <w:rPr>
-            <w:rFonts w:ascii="Times New Roman" w:hAnsi="Times New Roman" w:cs="Times New Roman"/>
-            <w:sz w:val="22"/>
-            <w:szCs w:val="22"/>
-            <w:lang w:val="es-PE"/>
-          </w:rPr>
-          <w:t xml:space="preserve">    </w:t>
-        </w:r>
-        <w:r>
-          <w:rPr>
-            <w:rFonts w:ascii="Times New Roman" w:hAnsi="Times New Roman" w:cs="Times New Roman"/>
-            <w:sz w:val="22"/>
-            <w:szCs w:val="22"/>
-            <w:lang w:val="es-PE"/>
-          </w:rPr>
-          <w:t>José Manuel Mejía V.</w:t>
-        </w:r>
-        <w:r>
-          <w:rPr>
-            <w:rFonts w:ascii="Times New Roman" w:hAnsi="Times New Roman" w:cs="Times New Roman"/>
-            <w:sz w:val="22"/>
-            <w:szCs w:val="22"/>
-            <w:lang w:val="es-PE"/>
-          </w:rPr>
-          <w:t xml:space="preserve">            </w:t>
+          <w:t xml:space="preserve">Sec. 1-2.    José Manuel Mejía V.            </w:t>
         </w:r>
         <w:r>
           <w:fldChar w:fldCharType="begin"/>
         </w:r>
         <w:r>
+          <w:rPr>
+            <w:lang w:val="es-PE"/>
+          </w:rPr>
           <w:instrText>PAGE   \* MERGEFORMAT</w:instrText>
         </w:r>
         <w:r>
@@ -2494,7 +2298,7 @@
 </file>
 
 <file path=word/numbering.xml><?xml version="1.0" encoding="utf-8"?>
-<w:numbering xmlns:wpc="http://schemas.microsoft.com/office/word/2010/wordprocessingCanvas" xmlns:cx="http://schemas.microsoft.com/office/drawing/2014/chartex" xmlns:cx1="http://schemas.microsoft.com/office/drawing/2015/9/8/chartex" xmlns:cx2="http://schemas.microsoft.com/office/drawing/2015/10/21/chartex" xmlns:cx3="http://schemas.microsoft.com/office/drawing/2016/5/9/chartex" xmlns:cx4="http://schemas.microsoft.com/office/drawing/2016/5/10/chartex" xmlns:cx5="http://schemas.microsoft.com/office/drawing/2016/5/11/chartex" xmlns:cx6="http://schemas.microsoft.com/office/drawing/2016/5/12/chartex" xmlns:cx7="http://schemas.microsoft.com/office/drawing/2016/5/13/chartex" xmlns:cx8="http://schemas.microsoft.com/office/drawing/2016/5/14/chartex" xmlns:mc="http://schemas.openxmlformats.org/markup-compatibility/2006" xmlns:aink="http://schemas.microsoft.com/office/drawing/2016/ink" xmlns:am3d="http://schemas.microsoft.com/office/drawing/2017/model3d" xmlns:o="urn:schemas-microsoft-com:office:office" xmlns:oel="http://schemas.microsoft.com/office/2019/extlst" xmlns:r="http://schemas.openxmlformats.org/officeDocument/2006/relationships" xmlns:m="http://schemas.openxmlformats.org/officeDocument/2006/math" xmlns:v="urn:schemas-microsoft-com:vml" xmlns:wp14="http://schemas.microsoft.com/office/word/2010/wordprocessingDrawing" xmlns:wp="http://schemas.openxmlformats.org/drawingml/2006/wordprocessingDrawing" xmlns:w10="urn:schemas-microsoft-com:office:word" xmlns:w="http://schemas.openxmlformats.org/wordprocessingml/2006/main" xmlns:w14="http://schemas.microsoft.com/office/word/2010/wordml" xmlns:w15="http://schemas.microsoft.com/office/word/2012/wordml" xmlns:w16cex="http://schemas.microsoft.com/office/word/2018/wordml/cex" xmlns:w16cid="http://schemas.microsoft.com/office/word/2016/wordml/cid" xmlns:w16="http://schemas.microsoft.com/office/word/2018/wordml" xmlns:w16sdtdh="http://schemas.microsoft.com/office/word/2020/wordml/sdtdatahash" xmlns:w16se="http://schemas.microsoft.com/office/word/2015/wordml/symex" xmlns:wpg="http://schemas.microsoft.com/office/word/2010/wordprocessingGroup" xmlns:wpi="http://schemas.microsoft.com/office/word/2010/wordprocessingInk" xmlns:wne="http://schemas.microsoft.com/office/word/2006/wordml" xmlns:wps="http://schemas.microsoft.com/office/word/2010/wordprocessingShape" mc:Ignorable="w14 w15 w16se w16cid w16 w16cex w16sdtdh wp14">
+<w:numbering xmlns:wpc="http://schemas.microsoft.com/office/word/2010/wordprocessingCanvas" xmlns:cx="http://schemas.microsoft.com/office/drawing/2014/chartex" xmlns:cx1="http://schemas.microsoft.com/office/drawing/2015/9/8/chartex" xmlns:cx2="http://schemas.microsoft.com/office/drawing/2015/10/21/chartex" xmlns:cx3="http://schemas.microsoft.com/office/drawing/2016/5/9/chartex" xmlns:cx4="http://schemas.microsoft.com/office/drawing/2016/5/10/chartex" xmlns:cx5="http://schemas.microsoft.com/office/drawing/2016/5/11/chartex" xmlns:cx6="http://schemas.microsoft.com/office/drawing/2016/5/12/chartex" xmlns:cx7="http://schemas.microsoft.com/office/drawing/2016/5/13/chartex" xmlns:cx8="http://schemas.microsoft.com/office/drawing/2016/5/14/chartex" xmlns:mc="http://schemas.openxmlformats.org/markup-compatibility/2006" xmlns:aink="http://schemas.microsoft.com/office/drawing/2016/ink" xmlns:am3d="http://schemas.microsoft.com/office/drawing/2017/model3d" xmlns:o="urn:schemas-microsoft-com:office:office" xmlns:oel="http://schemas.microsoft.com/office/2019/extlst" xmlns:r="http://schemas.openxmlformats.org/officeDocument/2006/relationships" xmlns:m="http://schemas.openxmlformats.org/officeDocument/2006/math" xmlns:v="urn:schemas-microsoft-com:vml" xmlns:wp14="http://schemas.microsoft.com/office/word/2010/wordprocessingDrawing" xmlns:wp="http://schemas.openxmlformats.org/drawingml/2006/wordprocessingDrawing" xmlns:w10="urn:schemas-microsoft-com:office:word" xmlns:w="http://schemas.openxmlformats.org/wordprocessingml/2006/main" xmlns:w14="http://schemas.microsoft.com/office/word/2010/wordml" xmlns:w15="http://schemas.microsoft.com/office/word/2012/wordml" xmlns:w16cex="http://schemas.microsoft.com/office/word/2018/wordml/cex" xmlns:w16cid="http://schemas.microsoft.com/office/word/2016/wordml/cid" xmlns:w16="http://schemas.microsoft.com/office/word/2018/wordml" xmlns:w16du="http://schemas.microsoft.com/office/word/2023/wordml/word16du" xmlns:w16sdtdh="http://schemas.microsoft.com/office/word/2020/wordml/sdtdatahash" xmlns:w16se="http://schemas.microsoft.com/office/word/2015/wordml/symex" xmlns:wpg="http://schemas.microsoft.com/office/word/2010/wordprocessingGroup" xmlns:wpi="http://schemas.microsoft.com/office/word/2010/wordprocessingInk" xmlns:wne="http://schemas.microsoft.com/office/word/2006/wordml" xmlns:wps="http://schemas.microsoft.com/office/word/2010/wordprocessingShape" mc:Ignorable="w14 w15 w16se w16cid w16 w16cex w16sdtdh w16du wp14">
   <w:abstractNum w:abstractNumId="0" w15:restartNumberingAfterBreak="0">
     <w:nsid w:val="0000A990"/>
     <w:multiLevelType w:val="multilevel"/>
@@ -2671,7 +2475,7 @@
 </file>
 
 <file path=word/styles.xml><?xml version="1.0" encoding="utf-8"?>
-<w:styles xmlns:mc="http://schemas.openxmlformats.org/markup-compatibility/2006" xmlns:r="http://schemas.openxmlformats.org/officeDocument/2006/relationships" xmlns:w="http://schemas.openxmlformats.org/wordprocessingml/2006/main" xmlns:w14="http://schemas.microsoft.com/office/word/2010/wordml" xmlns:w15="http://schemas.microsoft.com/office/word/2012/wordml" xmlns:w16cex="http://schemas.microsoft.com/office/word/2018/wordml/cex" xmlns:w16cid="http://schemas.microsoft.com/office/word/2016/wordml/cid" xmlns:w16="http://schemas.microsoft.com/office/word/2018/wordml" xmlns:w16sdtdh="http://schemas.microsoft.com/office/word/2020/wordml/sdtdatahash" xmlns:w16se="http://schemas.microsoft.com/office/word/2015/wordml/symex" mc:Ignorable="w14 w15 w16se w16cid w16 w16cex w16sdtdh">
+<w:styles xmlns:mc="http://schemas.openxmlformats.org/markup-compatibility/2006" xmlns:r="http://schemas.openxmlformats.org/officeDocument/2006/relationships" xmlns:w="http://schemas.openxmlformats.org/wordprocessingml/2006/main" xmlns:w14="http://schemas.microsoft.com/office/word/2010/wordml" xmlns:w15="http://schemas.microsoft.com/office/word/2012/wordml" xmlns:w16cex="http://schemas.microsoft.com/office/word/2018/wordml/cex" xmlns:w16cid="http://schemas.microsoft.com/office/word/2016/wordml/cid" xmlns:w16="http://schemas.microsoft.com/office/word/2018/wordml" xmlns:w16du="http://schemas.microsoft.com/office/word/2023/wordml/word16du" xmlns:w16sdtdh="http://schemas.microsoft.com/office/word/2020/wordml/sdtdatahash" xmlns:w16se="http://schemas.microsoft.com/office/word/2015/wordml/symex" mc:Ignorable="w14 w15 w16se w16cid w16 w16cex w16sdtdh w16du">
   <w:docDefaults>
     <w:rPrDefault>
       <w:rPr>
@@ -3735,10 +3539,10 @@
   <a:themeElements>
     <a:clrScheme name="Office">
       <a:dk1>
-        <a:sysClr val="windowText" lastClr="000000"/>
+        <a:sysClr val="windowText" lastClr="2AFF33"/>
       </a:dk1>
       <a:lt1>
-        <a:sysClr val="window" lastClr="FFFFFF"/>
+        <a:sysClr val="window" lastClr="000000"/>
       </a:lt1>
       <a:dk2>
         <a:srgbClr val="1F497D"/>
